--- a/docs/informe.docx
+++ b/docs/informe.docx
@@ -18927,25 +18927,6 @@
           <w:b/>
           <w:bCs/>
         </w:rPr>
-        <w:t xml:space="preserve">Semilla configurable por línea de comandos</w:t>
-      </w:r>
-      <w:r>
-        <w:t xml:space="preserve">, necesaria para el experimento de convergencia con repeticiones independientes.</w:t>
-      </w:r>
-    </w:p>
-    <w:p>
-      <w:pPr>
-        <w:pStyle w:val="ListParagraph"/>
-        <w:numPr>
-          <w:ilvl w:val="0"/>
-          <w:numId w:val="1"/>
-        </w:numPr>
-      </w:pPr>
-      <w:r>
-        <w:rPr>
-          <w:b/>
-          <w:bCs/>
-        </w:rPr>
         <w:t xml:space="preserve">Separar las semillas de los procesos</w:t>
       </w:r>
       <w:r>
@@ -18960,6 +18941,87 @@
       </w:r>
       <w:r>
         <w:t xml:space="preserve">) y verificar la independencia de las secuencias comparando la estimación que produce cada semilla por separado.</w:t>
+      </w:r>
+    </w:p>
+    <w:p>
+      <w:pPr>
+        <w:pStyle w:val="Heading1"/>
+        <w:spacing w:after="120" w:before="240"/>
+      </w:pPr>
+      <w:r>
+        <w:t xml:space="preserve">8. Referencias</w:t>
+      </w:r>
+    </w:p>
+    <w:p>
+      <w:pPr>
+        <w:spacing w:after="120"/>
+      </w:pPr>
+      <w:r>
+        <w:t xml:space="preserve">Cátedra de Métodos Numéricos II – Computación Científica. (2026). </w:t>
+      </w:r>
+      <w:r>
+        <w:rPr>
+          <w:i/>
+          <w:iCs/>
+        </w:rPr>
+        <w:t xml:space="preserve">Computación de alto rendimiento para aplicaciones numéricas</w:t>
+      </w:r>
+      <w:r>
+        <w:t xml:space="preserve"> [Material de clase]. Facultad de Ciencias Exactas y Tecnología, Universidad Nacional de Tucumán.</w:t>
+      </w:r>
+    </w:p>
+    <w:p>
+      <w:pPr>
+        <w:spacing w:after="120"/>
+      </w:pPr>
+      <w:r>
+        <w:t xml:space="preserve">Cátedra de Métodos Numéricos II – Computación Científica. (2026). </w:t>
+      </w:r>
+      <w:r>
+        <w:rPr>
+          <w:i/>
+          <w:iCs/>
+        </w:rPr>
+        <w:t xml:space="preserve">Trabajo práctico 1: HPC</w:t>
+      </w:r>
+      <w:r>
+        <w:t xml:space="preserve"> [Material de clase]. Facultad de Ciencias Exactas y Tecnología, Universidad Nacional de Tucumán.</w:t>
+      </w:r>
+    </w:p>
+    <w:p>
+      <w:pPr>
+        <w:spacing w:after="120"/>
+      </w:pPr>
+      <w:r>
+        <w:t xml:space="preserve">The Open MPI Project. (s.f.). </w:t>
+      </w:r>
+      <w:r>
+        <w:rPr>
+          <w:i/>
+          <w:iCs/>
+        </w:rPr>
+        <w:t xml:space="preserve">Open MPI documentation</w:t>
+      </w:r>
+      <w:r>
+        <w:t xml:space="preserve">. Recuperado el 12 de octubre de 2026, de https://www.open-mpi.org/doc/</w:t>
+      </w:r>
+    </w:p>
+    <w:p>
+      <w:pPr>
+        <w:spacing w:after="120"/>
+      </w:pPr>
+      <w:r>
+        <w:t xml:space="preserve">&gt; </w:t>
+      </w:r>
+      <w:r>
+        <w:rPr>
+          <w:b/>
+          <w:bCs/>
+        </w:rPr>
+        <w:t xml:space="preserve">Falta completar:</w:t>
+      </w:r>
+      <w:r>
+        <w:t xml:space="preserve"> estas son las únicas fuentes que efectivamente se &gt; consultaron para este trabajo. Antes de la entrega hay que agregar la &gt; bibliografía sobre la paradoja del cumpleaños y sobre el método de Monte &gt; Carlo, y citarla en el texto donde corresponda (secciones 2 y 3). APA exige &gt; que toda obra listada aquí aparezca citada en el cuerpo del informe, y &gt; viceversa.</w:t>
       </w:r>
     </w:p>
     <w:sectPr>

--- a/docs/informe.docx
+++ b/docs/informe.docx
@@ -18658,6 +18658,2491 @@
       </w:pPr>
       <w:r>
         <w:t xml:space="preserve">En todos los escenarios, la probabilidad estimada converge a ~0.5070 con 2.000.000 de grupos frente al valor teórico de 0.5073, confirmando que la partición en bloques y la concurrencia no alteran los resultados matemáticos.</w:t>
+      </w:r>
+    </w:p>
+    <w:p>
+      <w:pPr>
+        <w:pStyle w:val="Heading2"/>
+        <w:spacing w:after="120" w:before="240"/>
+      </w:pPr>
+      <w:r>
+        <w:t xml:space="preserve">5.5 Influencia del tamaño del problema</w:t>
+      </w:r>
+    </w:p>
+    <w:p>
+      <w:pPr>
+        <w:spacing w:after="120"/>
+      </w:pPr>
+      <w:r>
+        <w:t xml:space="preserve">Las mediciones anteriores se realizaron siempre con dos millones de grupos. Esta sección analiza cómo cambia el speedup al variar el tamaño del problema. Las mediciones corresponden a la notebook de Nicolás y se reporta la mediana de las repeticiones de cada configuración.</w:t>
+      </w:r>
+    </w:p>
+    <w:p>
+      <w:pPr>
+        <w:spacing w:after="120"/>
+      </w:pPr>
+      <w:r>
+        <w:t xml:space="preserve">Conviene distinguir dos magnitudes que podrían confundirse: </w:t>
+      </w:r>
+      <w:r>
+        <w:rPr>
+          <w:b/>
+          <w:bCs/>
+        </w:rPr>
+        <w:t xml:space="preserve">T</w:t>
+      </w:r>
+      <w:r>
+        <w:t xml:space="preserve">, la cantidad de grupos simulados, que determina el volumen total de trabajo, y </w:t>
+      </w:r>
+      <w:r>
+        <w:rPr>
+          <w:b/>
+          <w:bCs/>
+        </w:rPr>
+        <w:t xml:space="preserve">K</w:t>
+      </w:r>
+      <w:r>
+        <w:t xml:space="preserve">, la cantidad de personas por grupo, que determina el trabajo dentro de cada unidad.</w:t>
+      </w:r>
+    </w:p>
+    <w:p>
+      <w:pPr>
+        <w:pStyle w:val="Heading3"/>
+        <w:spacing w:after="120" w:before="240"/>
+      </w:pPr>
+      <w:r>
+        <w:t xml:space="preserve">Variación de la cantidad de grupos (T)</w:t>
+      </w:r>
+    </w:p>
+    <w:p>
+      <w:pPr>
+        <w:spacing w:after="120"/>
+      </w:pPr>
+      <w:r>
+        <w:t xml:space="preserve">Tiempo de cómputo medido con </w:t>
+      </w:r>
+      <w:r>
+        <w:rPr>
+          <w:rFonts w:ascii="Consolas" w:cs="Consolas" w:eastAsia="Consolas" w:hAnsi="Consolas"/>
+          <w:color w:val="A3104A"/>
+        </w:rPr>
+        <w:t xml:space="preserve">MPI_Wtime</w:t>
+      </w:r>
+      <w:r>
+        <w:t xml:space="preserve">, con K=23 y mediana de siete corridas:</w:t>
+      </w:r>
+    </w:p>
+    <w:tbl>
+      <w:tblPr>
+        <w:tblW w:type="dxa" w:w="9360"/>
+        <w:tblBorders>
+          <w:top w:val="single" w:color="auto" w:sz="4"/>
+          <w:left w:val="single" w:color="auto" w:sz="4"/>
+          <w:bottom w:val="single" w:color="auto" w:sz="4"/>
+          <w:right w:val="single" w:color="auto" w:sz="4"/>
+          <w:insideH w:val="single" w:color="auto" w:sz="4"/>
+          <w:insideV w:val="single" w:color="auto" w:sz="4"/>
+        </w:tblBorders>
+      </w:tblPr>
+      <w:tblGrid>
+        <w:gridCol w:w="1337"/>
+        <w:gridCol w:w="1337"/>
+        <w:gridCol w:w="1337"/>
+        <w:gridCol w:w="1337"/>
+        <w:gridCol w:w="1337"/>
+        <w:gridCol w:w="1337"/>
+        <w:gridCol w:w="1338"/>
+      </w:tblGrid>
+      <w:tr>
+        <w:trPr>
+          <w:tblHeader/>
+        </w:trPr>
+        <w:tc>
+          <w:tcPr>
+            <w:tcW w:type="dxa" w:w="1337"/>
+            <w:shd w:fill="E8E8E8" w:val="clear"/>
+            <w:tcMar>
+              <w:top w:type="dxa" w:w="60"/>
+              <w:left w:type="dxa" w:w="90"/>
+              <w:bottom w:type="dxa" w:w="60"/>
+              <w:right w:type="dxa" w:w="90"/>
+            </w:tcMar>
+          </w:tcPr>
+          <w:p>
+            <w:r>
+              <w:rPr>
+                <w:b/>
+                <w:bCs/>
+                <w:sz w:val="16"/>
+                <w:szCs w:val="16"/>
+              </w:rPr>
+              <w:t xml:space="preserve">T (grupos)</w:t>
+            </w:r>
+          </w:p>
+        </w:tc>
+        <w:tc>
+          <w:tcPr>
+            <w:tcW w:type="dxa" w:w="1337"/>
+            <w:shd w:fill="E8E8E8" w:val="clear"/>
+            <w:tcMar>
+              <w:top w:type="dxa" w:w="60"/>
+              <w:left w:type="dxa" w:w="90"/>
+              <w:bottom w:type="dxa" w:w="60"/>
+              <w:right w:type="dxa" w:w="90"/>
+            </w:tcMar>
+          </w:tcPr>
+          <w:p>
+            <w:r>
+              <w:rPr>
+                <w:b/>
+                <w:bCs/>
+                <w:sz w:val="16"/>
+                <w:szCs w:val="16"/>
+              </w:rPr>
+              <w:t xml:space="preserve">T_serial</w:t>
+            </w:r>
+          </w:p>
+        </w:tc>
+        <w:tc>
+          <w:tcPr>
+            <w:tcW w:type="dxa" w:w="1337"/>
+            <w:shd w:fill="E8E8E8" w:val="clear"/>
+            <w:tcMar>
+              <w:top w:type="dxa" w:w="60"/>
+              <w:left w:type="dxa" w:w="90"/>
+              <w:bottom w:type="dxa" w:w="60"/>
+              <w:right w:type="dxa" w:w="90"/>
+            </w:tcMar>
+          </w:tcPr>
+          <w:p>
+            <w:r>
+              <w:rPr>
+                <w:b/>
+                <w:bCs/>
+                <w:sz w:val="16"/>
+                <w:szCs w:val="16"/>
+              </w:rPr>
+              <w:t xml:space="preserve">Speedup p=2</w:t>
+            </w:r>
+          </w:p>
+        </w:tc>
+        <w:tc>
+          <w:tcPr>
+            <w:tcW w:type="dxa" w:w="1337"/>
+            <w:shd w:fill="E8E8E8" w:val="clear"/>
+            <w:tcMar>
+              <w:top w:type="dxa" w:w="60"/>
+              <w:left w:type="dxa" w:w="90"/>
+              <w:bottom w:type="dxa" w:w="60"/>
+              <w:right w:type="dxa" w:w="90"/>
+            </w:tcMar>
+          </w:tcPr>
+          <w:p>
+            <w:r>
+              <w:rPr>
+                <w:b/>
+                <w:bCs/>
+                <w:sz w:val="16"/>
+                <w:szCs w:val="16"/>
+              </w:rPr>
+              <w:t xml:space="preserve">p=4</w:t>
+            </w:r>
+          </w:p>
+        </w:tc>
+        <w:tc>
+          <w:tcPr>
+            <w:tcW w:type="dxa" w:w="1337"/>
+            <w:shd w:fill="E8E8E8" w:val="clear"/>
+            <w:tcMar>
+              <w:top w:type="dxa" w:w="60"/>
+              <w:left w:type="dxa" w:w="90"/>
+              <w:bottom w:type="dxa" w:w="60"/>
+              <w:right w:type="dxa" w:w="90"/>
+            </w:tcMar>
+          </w:tcPr>
+          <w:p>
+            <w:r>
+              <w:rPr>
+                <w:b/>
+                <w:bCs/>
+                <w:sz w:val="16"/>
+                <w:szCs w:val="16"/>
+              </w:rPr>
+              <w:t xml:space="preserve">p=6</w:t>
+            </w:r>
+          </w:p>
+        </w:tc>
+        <w:tc>
+          <w:tcPr>
+            <w:tcW w:type="dxa" w:w="1337"/>
+            <w:shd w:fill="E8E8E8" w:val="clear"/>
+            <w:tcMar>
+              <w:top w:type="dxa" w:w="60"/>
+              <w:left w:type="dxa" w:w="90"/>
+              <w:bottom w:type="dxa" w:w="60"/>
+              <w:right w:type="dxa" w:w="90"/>
+            </w:tcMar>
+          </w:tcPr>
+          <w:p>
+            <w:r>
+              <w:rPr>
+                <w:b/>
+                <w:bCs/>
+                <w:sz w:val="16"/>
+                <w:szCs w:val="16"/>
+              </w:rPr>
+              <w:t xml:space="preserve">p=8</w:t>
+            </w:r>
+          </w:p>
+        </w:tc>
+        <w:tc>
+          <w:tcPr>
+            <w:tcW w:type="dxa" w:w="1338"/>
+            <w:shd w:fill="E8E8E8" w:val="clear"/>
+            <w:tcMar>
+              <w:top w:type="dxa" w:w="60"/>
+              <w:left w:type="dxa" w:w="90"/>
+              <w:bottom w:type="dxa" w:w="60"/>
+              <w:right w:type="dxa" w:w="90"/>
+            </w:tcMar>
+          </w:tcPr>
+          <w:p>
+            <w:r>
+              <w:rPr>
+                <w:b/>
+                <w:bCs/>
+                <w:sz w:val="16"/>
+                <w:szCs w:val="16"/>
+              </w:rPr>
+              <w:t xml:space="preserve">p=10</w:t>
+            </w:r>
+          </w:p>
+        </w:tc>
+      </w:tr>
+      <w:tr>
+        <w:trPr>
+          <w:tblHeader w:val="off"/>
+        </w:trPr>
+        <w:tc>
+          <w:tcPr>
+            <w:tcW w:type="dxa" w:w="1337"/>
+            <w:tcMar>
+              <w:top w:type="dxa" w:w="60"/>
+              <w:left w:type="dxa" w:w="90"/>
+              <w:bottom w:type="dxa" w:w="60"/>
+              <w:right w:type="dxa" w:w="90"/>
+            </w:tcMar>
+          </w:tcPr>
+          <w:p>
+            <w:r>
+              <w:rPr>
+                <w:b w:val="false"/>
+                <w:bCs w:val="false"/>
+                <w:sz w:val="16"/>
+                <w:szCs w:val="16"/>
+              </w:rPr>
+              <w:t xml:space="preserve">1.000</w:t>
+            </w:r>
+          </w:p>
+        </w:tc>
+        <w:tc>
+          <w:tcPr>
+            <w:tcW w:type="dxa" w:w="1337"/>
+            <w:tcMar>
+              <w:top w:type="dxa" w:w="60"/>
+              <w:left w:type="dxa" w:w="90"/>
+              <w:bottom w:type="dxa" w:w="60"/>
+              <w:right w:type="dxa" w:w="90"/>
+            </w:tcMar>
+          </w:tcPr>
+          <w:p>
+            <w:r>
+              <w:rPr>
+                <w:b w:val="false"/>
+                <w:bCs w:val="false"/>
+                <w:sz w:val="16"/>
+                <w:szCs w:val="16"/>
+              </w:rPr>
+              <w:t xml:space="preserve">0.00045 s</w:t>
+            </w:r>
+          </w:p>
+        </w:tc>
+        <w:tc>
+          <w:tcPr>
+            <w:tcW w:type="dxa" w:w="1337"/>
+            <w:tcMar>
+              <w:top w:type="dxa" w:w="60"/>
+              <w:left w:type="dxa" w:w="90"/>
+              <w:bottom w:type="dxa" w:w="60"/>
+              <w:right w:type="dxa" w:w="90"/>
+            </w:tcMar>
+          </w:tcPr>
+          <w:p>
+            <w:r>
+              <w:rPr>
+                <w:b w:val="false"/>
+                <w:bCs w:val="false"/>
+                <w:sz w:val="16"/>
+                <w:szCs w:val="16"/>
+              </w:rPr>
+              <w:t xml:space="preserve">1.81</w:t>
+            </w:r>
+          </w:p>
+        </w:tc>
+        <w:tc>
+          <w:tcPr>
+            <w:tcW w:type="dxa" w:w="1337"/>
+            <w:tcMar>
+              <w:top w:type="dxa" w:w="60"/>
+              <w:left w:type="dxa" w:w="90"/>
+              <w:bottom w:type="dxa" w:w="60"/>
+              <w:right w:type="dxa" w:w="90"/>
+            </w:tcMar>
+          </w:tcPr>
+          <w:p>
+            <w:r>
+              <w:rPr>
+                <w:b w:val="false"/>
+                <w:bCs w:val="false"/>
+                <w:sz w:val="16"/>
+                <w:szCs w:val="16"/>
+              </w:rPr>
+              <w:t xml:space="preserve">3.75</w:t>
+            </w:r>
+          </w:p>
+        </w:tc>
+        <w:tc>
+          <w:tcPr>
+            <w:tcW w:type="dxa" w:w="1337"/>
+            <w:tcMar>
+              <w:top w:type="dxa" w:w="60"/>
+              <w:left w:type="dxa" w:w="90"/>
+              <w:bottom w:type="dxa" w:w="60"/>
+              <w:right w:type="dxa" w:w="90"/>
+            </w:tcMar>
+          </w:tcPr>
+          <w:p>
+            <w:r>
+              <w:rPr>
+                <w:b w:val="false"/>
+                <w:bCs w:val="false"/>
+                <w:sz w:val="16"/>
+                <w:szCs w:val="16"/>
+              </w:rPr>
+              <w:t xml:space="preserve">5.56</w:t>
+            </w:r>
+          </w:p>
+        </w:tc>
+        <w:tc>
+          <w:tcPr>
+            <w:tcW w:type="dxa" w:w="1337"/>
+            <w:tcMar>
+              <w:top w:type="dxa" w:w="60"/>
+              <w:left w:type="dxa" w:w="90"/>
+              <w:bottom w:type="dxa" w:w="60"/>
+              <w:right w:type="dxa" w:w="90"/>
+            </w:tcMar>
+          </w:tcPr>
+          <w:p>
+            <w:r>
+              <w:rPr>
+                <w:b w:val="false"/>
+                <w:bCs w:val="false"/>
+                <w:sz w:val="16"/>
+                <w:szCs w:val="16"/>
+              </w:rPr>
+              <w:t xml:space="preserve">3.33</w:t>
+            </w:r>
+          </w:p>
+        </w:tc>
+        <w:tc>
+          <w:tcPr>
+            <w:tcW w:type="dxa" w:w="1338"/>
+            <w:tcMar>
+              <w:top w:type="dxa" w:w="60"/>
+              <w:left w:type="dxa" w:w="90"/>
+              <w:bottom w:type="dxa" w:w="60"/>
+              <w:right w:type="dxa" w:w="90"/>
+            </w:tcMar>
+          </w:tcPr>
+          <w:p>
+            <w:r>
+              <w:rPr>
+                <w:b w:val="false"/>
+                <w:bCs w:val="false"/>
+                <w:sz w:val="16"/>
+                <w:szCs w:val="16"/>
+              </w:rPr>
+              <w:t xml:space="preserve">3.38</w:t>
+            </w:r>
+          </w:p>
+        </w:tc>
+      </w:tr>
+      <w:tr>
+        <w:trPr>
+          <w:tblHeader w:val="off"/>
+        </w:trPr>
+        <w:tc>
+          <w:tcPr>
+            <w:tcW w:type="dxa" w:w="1337"/>
+            <w:tcMar>
+              <w:top w:type="dxa" w:w="60"/>
+              <w:left w:type="dxa" w:w="90"/>
+              <w:bottom w:type="dxa" w:w="60"/>
+              <w:right w:type="dxa" w:w="90"/>
+            </w:tcMar>
+          </w:tcPr>
+          <w:p>
+            <w:r>
+              <w:rPr>
+                <w:b w:val="false"/>
+                <w:bCs w:val="false"/>
+                <w:sz w:val="16"/>
+                <w:szCs w:val="16"/>
+              </w:rPr>
+              <w:t xml:space="preserve">10.000</w:t>
+            </w:r>
+          </w:p>
+        </w:tc>
+        <w:tc>
+          <w:tcPr>
+            <w:tcW w:type="dxa" w:w="1337"/>
+            <w:tcMar>
+              <w:top w:type="dxa" w:w="60"/>
+              <w:left w:type="dxa" w:w="90"/>
+              <w:bottom w:type="dxa" w:w="60"/>
+              <w:right w:type="dxa" w:w="90"/>
+            </w:tcMar>
+          </w:tcPr>
+          <w:p>
+            <w:r>
+              <w:rPr>
+                <w:b w:val="false"/>
+                <w:bCs w:val="false"/>
+                <w:sz w:val="16"/>
+                <w:szCs w:val="16"/>
+              </w:rPr>
+              <w:t xml:space="preserve">0.00456 s</w:t>
+            </w:r>
+          </w:p>
+        </w:tc>
+        <w:tc>
+          <w:tcPr>
+            <w:tcW w:type="dxa" w:w="1337"/>
+            <w:tcMar>
+              <w:top w:type="dxa" w:w="60"/>
+              <w:left w:type="dxa" w:w="90"/>
+              <w:bottom w:type="dxa" w:w="60"/>
+              <w:right w:type="dxa" w:w="90"/>
+            </w:tcMar>
+          </w:tcPr>
+          <w:p>
+            <w:r>
+              <w:rPr>
+                <w:b w:val="false"/>
+                <w:bCs w:val="false"/>
+                <w:sz w:val="16"/>
+                <w:szCs w:val="16"/>
+              </w:rPr>
+              <w:t xml:space="preserve">1.94</w:t>
+            </w:r>
+          </w:p>
+        </w:tc>
+        <w:tc>
+          <w:tcPr>
+            <w:tcW w:type="dxa" w:w="1337"/>
+            <w:tcMar>
+              <w:top w:type="dxa" w:w="60"/>
+              <w:left w:type="dxa" w:w="90"/>
+              <w:bottom w:type="dxa" w:w="60"/>
+              <w:right w:type="dxa" w:w="90"/>
+            </w:tcMar>
+          </w:tcPr>
+          <w:p>
+            <w:r>
+              <w:rPr>
+                <w:b w:val="false"/>
+                <w:bCs w:val="false"/>
+                <w:sz w:val="16"/>
+                <w:szCs w:val="16"/>
+              </w:rPr>
+              <w:t xml:space="preserve">3.80</w:t>
+            </w:r>
+          </w:p>
+        </w:tc>
+        <w:tc>
+          <w:tcPr>
+            <w:tcW w:type="dxa" w:w="1337"/>
+            <w:tcMar>
+              <w:top w:type="dxa" w:w="60"/>
+              <w:left w:type="dxa" w:w="90"/>
+              <w:bottom w:type="dxa" w:w="60"/>
+              <w:right w:type="dxa" w:w="90"/>
+            </w:tcMar>
+          </w:tcPr>
+          <w:p>
+            <w:r>
+              <w:rPr>
+                <w:b w:val="false"/>
+                <w:bCs w:val="false"/>
+                <w:sz w:val="16"/>
+                <w:szCs w:val="16"/>
+              </w:rPr>
+              <w:t xml:space="preserve">5.70</w:t>
+            </w:r>
+          </w:p>
+        </w:tc>
+        <w:tc>
+          <w:tcPr>
+            <w:tcW w:type="dxa" w:w="1337"/>
+            <w:tcMar>
+              <w:top w:type="dxa" w:w="60"/>
+              <w:left w:type="dxa" w:w="90"/>
+              <w:bottom w:type="dxa" w:w="60"/>
+              <w:right w:type="dxa" w:w="90"/>
+            </w:tcMar>
+          </w:tcPr>
+          <w:p>
+            <w:r>
+              <w:rPr>
+                <w:b w:val="false"/>
+                <w:bCs w:val="false"/>
+                <w:sz w:val="16"/>
+                <w:szCs w:val="16"/>
+              </w:rPr>
+              <w:t xml:space="preserve">4.45</w:t>
+            </w:r>
+          </w:p>
+        </w:tc>
+        <w:tc>
+          <w:tcPr>
+            <w:tcW w:type="dxa" w:w="1338"/>
+            <w:tcMar>
+              <w:top w:type="dxa" w:w="60"/>
+              <w:left w:type="dxa" w:w="90"/>
+              <w:bottom w:type="dxa" w:w="60"/>
+              <w:right w:type="dxa" w:w="90"/>
+            </w:tcMar>
+          </w:tcPr>
+          <w:p>
+            <w:r>
+              <w:rPr>
+                <w:b w:val="false"/>
+                <w:bCs w:val="false"/>
+                <w:sz w:val="16"/>
+                <w:szCs w:val="16"/>
+              </w:rPr>
+              <w:t xml:space="preserve">4.40</w:t>
+            </w:r>
+          </w:p>
+        </w:tc>
+      </w:tr>
+      <w:tr>
+        <w:trPr>
+          <w:tblHeader w:val="off"/>
+        </w:trPr>
+        <w:tc>
+          <w:tcPr>
+            <w:tcW w:type="dxa" w:w="1337"/>
+            <w:tcMar>
+              <w:top w:type="dxa" w:w="60"/>
+              <w:left w:type="dxa" w:w="90"/>
+              <w:bottom w:type="dxa" w:w="60"/>
+              <w:right w:type="dxa" w:w="90"/>
+            </w:tcMar>
+          </w:tcPr>
+          <w:p>
+            <w:r>
+              <w:rPr>
+                <w:b w:val="false"/>
+                <w:bCs w:val="false"/>
+                <w:sz w:val="16"/>
+                <w:szCs w:val="16"/>
+              </w:rPr>
+              <w:t xml:space="preserve">100.000</w:t>
+            </w:r>
+          </w:p>
+        </w:tc>
+        <w:tc>
+          <w:tcPr>
+            <w:tcW w:type="dxa" w:w="1337"/>
+            <w:tcMar>
+              <w:top w:type="dxa" w:w="60"/>
+              <w:left w:type="dxa" w:w="90"/>
+              <w:bottom w:type="dxa" w:w="60"/>
+              <w:right w:type="dxa" w:w="90"/>
+            </w:tcMar>
+          </w:tcPr>
+          <w:p>
+            <w:r>
+              <w:rPr>
+                <w:b w:val="false"/>
+                <w:bCs w:val="false"/>
+                <w:sz w:val="16"/>
+                <w:szCs w:val="16"/>
+              </w:rPr>
+              <w:t xml:space="preserve">0.04553 s</w:t>
+            </w:r>
+          </w:p>
+        </w:tc>
+        <w:tc>
+          <w:tcPr>
+            <w:tcW w:type="dxa" w:w="1337"/>
+            <w:tcMar>
+              <w:top w:type="dxa" w:w="60"/>
+              <w:left w:type="dxa" w:w="90"/>
+              <w:bottom w:type="dxa" w:w="60"/>
+              <w:right w:type="dxa" w:w="90"/>
+            </w:tcMar>
+          </w:tcPr>
+          <w:p>
+            <w:r>
+              <w:rPr>
+                <w:b w:val="false"/>
+                <w:bCs w:val="false"/>
+                <w:sz w:val="16"/>
+                <w:szCs w:val="16"/>
+              </w:rPr>
+              <w:t xml:space="preserve">1.95</w:t>
+            </w:r>
+          </w:p>
+        </w:tc>
+        <w:tc>
+          <w:tcPr>
+            <w:tcW w:type="dxa" w:w="1337"/>
+            <w:tcMar>
+              <w:top w:type="dxa" w:w="60"/>
+              <w:left w:type="dxa" w:w="90"/>
+              <w:bottom w:type="dxa" w:w="60"/>
+              <w:right w:type="dxa" w:w="90"/>
+            </w:tcMar>
+          </w:tcPr>
+          <w:p>
+            <w:r>
+              <w:rPr>
+                <w:b w:val="false"/>
+                <w:bCs w:val="false"/>
+                <w:sz w:val="16"/>
+                <w:szCs w:val="16"/>
+              </w:rPr>
+              <w:t xml:space="preserve">3.83</w:t>
+            </w:r>
+          </w:p>
+        </w:tc>
+        <w:tc>
+          <w:tcPr>
+            <w:tcW w:type="dxa" w:w="1337"/>
+            <w:tcMar>
+              <w:top w:type="dxa" w:w="60"/>
+              <w:left w:type="dxa" w:w="90"/>
+              <w:bottom w:type="dxa" w:w="60"/>
+              <w:right w:type="dxa" w:w="90"/>
+            </w:tcMar>
+          </w:tcPr>
+          <w:p>
+            <w:r>
+              <w:rPr>
+                <w:b w:val="false"/>
+                <w:bCs w:val="false"/>
+                <w:sz w:val="16"/>
+                <w:szCs w:val="16"/>
+              </w:rPr>
+              <w:t xml:space="preserve">5.55</w:t>
+            </w:r>
+          </w:p>
+        </w:tc>
+        <w:tc>
+          <w:tcPr>
+            <w:tcW w:type="dxa" w:w="1337"/>
+            <w:tcMar>
+              <w:top w:type="dxa" w:w="60"/>
+              <w:left w:type="dxa" w:w="90"/>
+              <w:bottom w:type="dxa" w:w="60"/>
+              <w:right w:type="dxa" w:w="90"/>
+            </w:tcMar>
+          </w:tcPr>
+          <w:p>
+            <w:r>
+              <w:rPr>
+                <w:b w:val="false"/>
+                <w:bCs w:val="false"/>
+                <w:sz w:val="16"/>
+                <w:szCs w:val="16"/>
+              </w:rPr>
+              <w:t xml:space="preserve">4.65</w:t>
+            </w:r>
+          </w:p>
+        </w:tc>
+        <w:tc>
+          <w:tcPr>
+            <w:tcW w:type="dxa" w:w="1338"/>
+            <w:tcMar>
+              <w:top w:type="dxa" w:w="60"/>
+              <w:left w:type="dxa" w:w="90"/>
+              <w:bottom w:type="dxa" w:w="60"/>
+              <w:right w:type="dxa" w:w="90"/>
+            </w:tcMar>
+          </w:tcPr>
+          <w:p>
+            <w:r>
+              <w:rPr>
+                <w:b w:val="false"/>
+                <w:bCs w:val="false"/>
+                <w:sz w:val="16"/>
+                <w:szCs w:val="16"/>
+              </w:rPr>
+              <w:t xml:space="preserve">5.01</w:t>
+            </w:r>
+          </w:p>
+        </w:tc>
+      </w:tr>
+      <w:tr>
+        <w:trPr>
+          <w:tblHeader w:val="off"/>
+        </w:trPr>
+        <w:tc>
+          <w:tcPr>
+            <w:tcW w:type="dxa" w:w="1337"/>
+            <w:tcMar>
+              <w:top w:type="dxa" w:w="60"/>
+              <w:left w:type="dxa" w:w="90"/>
+              <w:bottom w:type="dxa" w:w="60"/>
+              <w:right w:type="dxa" w:w="90"/>
+            </w:tcMar>
+          </w:tcPr>
+          <w:p>
+            <w:r>
+              <w:rPr>
+                <w:b w:val="false"/>
+                <w:bCs w:val="false"/>
+                <w:sz w:val="16"/>
+                <w:szCs w:val="16"/>
+              </w:rPr>
+              <w:t xml:space="preserve">1.000.000</w:t>
+            </w:r>
+          </w:p>
+        </w:tc>
+        <w:tc>
+          <w:tcPr>
+            <w:tcW w:type="dxa" w:w="1337"/>
+            <w:tcMar>
+              <w:top w:type="dxa" w:w="60"/>
+              <w:left w:type="dxa" w:w="90"/>
+              <w:bottom w:type="dxa" w:w="60"/>
+              <w:right w:type="dxa" w:w="90"/>
+            </w:tcMar>
+          </w:tcPr>
+          <w:p>
+            <w:r>
+              <w:rPr>
+                <w:b w:val="false"/>
+                <w:bCs w:val="false"/>
+                <w:sz w:val="16"/>
+                <w:szCs w:val="16"/>
+              </w:rPr>
+              <w:t xml:space="preserve">0.45407 s</w:t>
+            </w:r>
+          </w:p>
+        </w:tc>
+        <w:tc>
+          <w:tcPr>
+            <w:tcW w:type="dxa" w:w="1337"/>
+            <w:tcMar>
+              <w:top w:type="dxa" w:w="60"/>
+              <w:left w:type="dxa" w:w="90"/>
+              <w:bottom w:type="dxa" w:w="60"/>
+              <w:right w:type="dxa" w:w="90"/>
+            </w:tcMar>
+          </w:tcPr>
+          <w:p>
+            <w:r>
+              <w:rPr>
+                <w:b w:val="false"/>
+                <w:bCs w:val="false"/>
+                <w:sz w:val="16"/>
+                <w:szCs w:val="16"/>
+              </w:rPr>
+              <w:t xml:space="preserve">1.96</w:t>
+            </w:r>
+          </w:p>
+        </w:tc>
+        <w:tc>
+          <w:tcPr>
+            <w:tcW w:type="dxa" w:w="1337"/>
+            <w:tcMar>
+              <w:top w:type="dxa" w:w="60"/>
+              <w:left w:type="dxa" w:w="90"/>
+              <w:bottom w:type="dxa" w:w="60"/>
+              <w:right w:type="dxa" w:w="90"/>
+            </w:tcMar>
+          </w:tcPr>
+          <w:p>
+            <w:r>
+              <w:rPr>
+                <w:b w:val="false"/>
+                <w:bCs w:val="false"/>
+                <w:sz w:val="16"/>
+                <w:szCs w:val="16"/>
+              </w:rPr>
+              <w:t xml:space="preserve">3.84</w:t>
+            </w:r>
+          </w:p>
+        </w:tc>
+        <w:tc>
+          <w:tcPr>
+            <w:tcW w:type="dxa" w:w="1337"/>
+            <w:tcMar>
+              <w:top w:type="dxa" w:w="60"/>
+              <w:left w:type="dxa" w:w="90"/>
+              <w:bottom w:type="dxa" w:w="60"/>
+              <w:right w:type="dxa" w:w="90"/>
+            </w:tcMar>
+          </w:tcPr>
+          <w:p>
+            <w:r>
+              <w:rPr>
+                <w:b w:val="false"/>
+                <w:bCs w:val="false"/>
+                <w:sz w:val="16"/>
+                <w:szCs w:val="16"/>
+              </w:rPr>
+              <w:t xml:space="preserve">5.58</w:t>
+            </w:r>
+          </w:p>
+        </w:tc>
+        <w:tc>
+          <w:tcPr>
+            <w:tcW w:type="dxa" w:w="1337"/>
+            <w:tcMar>
+              <w:top w:type="dxa" w:w="60"/>
+              <w:left w:type="dxa" w:w="90"/>
+              <w:bottom w:type="dxa" w:w="60"/>
+              <w:right w:type="dxa" w:w="90"/>
+            </w:tcMar>
+          </w:tcPr>
+          <w:p>
+            <w:r>
+              <w:rPr>
+                <w:b w:val="false"/>
+                <w:bCs w:val="false"/>
+                <w:sz w:val="16"/>
+                <w:szCs w:val="16"/>
+              </w:rPr>
+              <w:t xml:space="preserve">5.79</w:t>
+            </w:r>
+          </w:p>
+        </w:tc>
+        <w:tc>
+          <w:tcPr>
+            <w:tcW w:type="dxa" w:w="1338"/>
+            <w:tcMar>
+              <w:top w:type="dxa" w:w="60"/>
+              <w:left w:type="dxa" w:w="90"/>
+              <w:bottom w:type="dxa" w:w="60"/>
+              <w:right w:type="dxa" w:w="90"/>
+            </w:tcMar>
+          </w:tcPr>
+          <w:p>
+            <w:r>
+              <w:rPr>
+                <w:b w:val="false"/>
+                <w:bCs w:val="false"/>
+                <w:sz w:val="16"/>
+                <w:szCs w:val="16"/>
+              </w:rPr>
+              <w:t xml:space="preserve">5.98</w:t>
+            </w:r>
+          </w:p>
+        </w:tc>
+      </w:tr>
+    </w:tbl>
+    <w:p>
+      <w:pPr>
+        <w:spacing w:after="160"/>
+      </w:pPr>
+    </w:p>
+    <w:p>
+      <w:pPr>
+        <w:spacing w:after="60" w:before="120"/>
+        <w:jc w:val="center"/>
+      </w:pPr>
+      <w:r>
+        <w:drawing>
+          <wp:inline distT="0" distB="0" distL="0" distR="0">
+            <wp:extent cx="5715000" cy="4086225"/>
+            <wp:effectExtent t="0" r="0" b="0" l="0"/>
+            <wp:docPr id="20" name="" descr="" title=""/>
+            <wp:cNvGraphicFramePr>
+              <a:graphicFrameLocks xmlns:a="http://schemas.openxmlformats.org/drawingml/2006/main" noChangeAspect="1"/>
+            </wp:cNvGraphicFramePr>
+            <a:graphic xmlns:a="http://schemas.openxmlformats.org/drawingml/2006/main">
+              <a:graphicData uri="http://schemas.openxmlformats.org/drawingml/2006/picture">
+                <pic:pic xmlns:pic="http://schemas.openxmlformats.org/drawingml/2006/picture">
+                  <pic:nvPicPr>
+                    <pic:cNvPr id="0" name="" descr=""/>
+                    <pic:cNvPicPr>
+                      <a:picLocks noChangeAspect="1" noChangeArrowheads="1"/>
+                    </pic:cNvPicPr>
+                  </pic:nvPicPr>
+                  <pic:blipFill>
+                    <a:blip r:embed="rId25" cstate="none"/>
+                    <a:srcRect/>
+                    <a:stretch>
+                      <a:fillRect/>
+                    </a:stretch>
+                  </pic:blipFill>
+                  <pic:spPr bwMode="auto">
+                    <a:xfrm>
+                      <a:off x="0" y="0"/>
+                      <a:ext cx="5715000" cy="4086225"/>
+                    </a:xfrm>
+                    <a:prstGeom prst="rect">
+                      <a:avLst/>
+                    </a:prstGeom>
+                  </pic:spPr>
+                </pic:pic>
+              </a:graphicData>
+            </a:graphic>
+          </wp:inline>
+        </w:drawing>
+      </w:r>
+    </w:p>
+    <w:p>
+      <w:pPr>
+        <w:spacing w:after="160"/>
+        <w:jc w:val="center"/>
+      </w:pPr>
+      <w:r>
+        <w:rPr>
+          <w:i/>
+          <w:iCs/>
+          <w:color w:val="555555"/>
+          <w:sz w:val="18"/>
+          <w:szCs w:val="18"/>
+        </w:rPr>
+        <w:t xml:space="preserve">Speedup según el tamaño del problema</w:t>
+      </w:r>
+    </w:p>
+    <w:p>
+      <w:pPr>
+        <w:spacing w:after="120"/>
+      </w:pPr>
+      <w:r>
+        <w:t xml:space="preserve">Con pocos procesos el tamaño del problema resulta indiferente: el speedup con dos, cuatro y seis procesos es prácticamente el mismo para mil grupos que para un millón. La diferencia aparece con muchos procesos, donde el speedup mejora sensiblemente al agrandar el problema. Esto ocurre porque existe un costo fijo por corrida (la barrera de sincronización, la reducción final y la puesta en marcha de cada proceso) que no depende de T: cuando el trabajo asignado a cada proceso es pequeño, ese costo representa una fracción considerable del tiempo; cuando es grande, se diluye.</w:t>
+      </w:r>
+    </w:p>
+    <w:p>
+      <w:pPr>
+        <w:spacing w:after="120"/>
+      </w:pPr>
+      <w:r>
+        <w:t xml:space="preserve">El efecto resulta mucho más contundente al medir el </w:t>
+      </w:r>
+      <w:r>
+        <w:rPr>
+          <w:b/>
+          <w:bCs/>
+        </w:rPr>
+        <w:t xml:space="preserve">tiempo total del comando</w:t>
+      </w:r>
+      <w:r>
+        <w:t xml:space="preserve">, que incluye la puesta en marcha del entorno MPI (mediana de tres corridas, con ocho procesos):</w:t>
+      </w:r>
+    </w:p>
+    <w:tbl>
+      <w:tblPr>
+        <w:tblW w:type="dxa" w:w="9360"/>
+        <w:tblBorders>
+          <w:top w:val="single" w:color="auto" w:sz="4"/>
+          <w:left w:val="single" w:color="auto" w:sz="4"/>
+          <w:bottom w:val="single" w:color="auto" w:sz="4"/>
+          <w:right w:val="single" w:color="auto" w:sz="4"/>
+          <w:insideH w:val="single" w:color="auto" w:sz="4"/>
+          <w:insideV w:val="single" w:color="auto" w:sz="4"/>
+        </w:tblBorders>
+      </w:tblPr>
+      <w:tblGrid>
+        <w:gridCol w:w="2340"/>
+        <w:gridCol w:w="2340"/>
+        <w:gridCol w:w="2340"/>
+        <w:gridCol w:w="2340"/>
+      </w:tblGrid>
+      <w:tr>
+        <w:trPr>
+          <w:tblHeader/>
+        </w:trPr>
+        <w:tc>
+          <w:tcPr>
+            <w:tcW w:type="dxa" w:w="2340"/>
+            <w:shd w:fill="E8E8E8" w:val="clear"/>
+            <w:tcMar>
+              <w:top w:type="dxa" w:w="60"/>
+              <w:left w:type="dxa" w:w="90"/>
+              <w:bottom w:type="dxa" w:w="60"/>
+              <w:right w:type="dxa" w:w="90"/>
+            </w:tcMar>
+          </w:tcPr>
+          <w:p>
+            <w:r>
+              <w:rPr>
+                <w:b/>
+                <w:bCs/>
+                <w:sz w:val="16"/>
+                <w:szCs w:val="16"/>
+              </w:rPr>
+              <w:t xml:space="preserve">T (grupos)</w:t>
+            </w:r>
+          </w:p>
+        </w:tc>
+        <w:tc>
+          <w:tcPr>
+            <w:tcW w:type="dxa" w:w="2340"/>
+            <w:shd w:fill="E8E8E8" w:val="clear"/>
+            <w:tcMar>
+              <w:top w:type="dxa" w:w="60"/>
+              <w:left w:type="dxa" w:w="90"/>
+              <w:bottom w:type="dxa" w:w="60"/>
+              <w:right w:type="dxa" w:w="90"/>
+            </w:tcMar>
+          </w:tcPr>
+          <w:p>
+            <w:r>
+              <w:rPr>
+                <w:b/>
+                <w:bCs/>
+                <w:sz w:val="16"/>
+                <w:szCs w:val="16"/>
+              </w:rPr>
+              <w:t xml:space="preserve">Serial</w:t>
+            </w:r>
+          </w:p>
+        </w:tc>
+        <w:tc>
+          <w:tcPr>
+            <w:tcW w:type="dxa" w:w="2340"/>
+            <w:shd w:fill="E8E8E8" w:val="clear"/>
+            <w:tcMar>
+              <w:top w:type="dxa" w:w="60"/>
+              <w:left w:type="dxa" w:w="90"/>
+              <w:bottom w:type="dxa" w:w="60"/>
+              <w:right w:type="dxa" w:w="90"/>
+            </w:tcMar>
+          </w:tcPr>
+          <w:p>
+            <w:r>
+              <w:rPr>
+                <w:b/>
+                <w:bCs/>
+                <w:sz w:val="16"/>
+                <w:szCs w:val="16"/>
+              </w:rPr>
+              <w:t xml:space="preserve">8 procesos</w:t>
+            </w:r>
+          </w:p>
+        </w:tc>
+        <w:tc>
+          <w:tcPr>
+            <w:tcW w:type="dxa" w:w="2340"/>
+            <w:shd w:fill="E8E8E8" w:val="clear"/>
+            <w:tcMar>
+              <w:top w:type="dxa" w:w="60"/>
+              <w:left w:type="dxa" w:w="90"/>
+              <w:bottom w:type="dxa" w:w="60"/>
+              <w:right w:type="dxa" w:w="90"/>
+            </w:tcMar>
+          </w:tcPr>
+          <w:p>
+            <w:r>
+              <w:rPr>
+                <w:b/>
+                <w:bCs/>
+                <w:sz w:val="16"/>
+                <w:szCs w:val="16"/>
+              </w:rPr>
+              <w:t xml:space="preserve">Ganancia real</w:t>
+            </w:r>
+          </w:p>
+        </w:tc>
+      </w:tr>
+      <w:tr>
+        <w:trPr>
+          <w:tblHeader w:val="off"/>
+        </w:trPr>
+        <w:tc>
+          <w:tcPr>
+            <w:tcW w:type="dxa" w:w="2340"/>
+            <w:tcMar>
+              <w:top w:type="dxa" w:w="60"/>
+              <w:left w:type="dxa" w:w="90"/>
+              <w:bottom w:type="dxa" w:w="60"/>
+              <w:right w:type="dxa" w:w="90"/>
+            </w:tcMar>
+          </w:tcPr>
+          <w:p>
+            <w:r>
+              <w:rPr>
+                <w:b w:val="false"/>
+                <w:bCs w:val="false"/>
+                <w:sz w:val="16"/>
+                <w:szCs w:val="16"/>
+              </w:rPr>
+              <w:t xml:space="preserve">1.000</w:t>
+            </w:r>
+          </w:p>
+        </w:tc>
+        <w:tc>
+          <w:tcPr>
+            <w:tcW w:type="dxa" w:w="2340"/>
+            <w:tcMar>
+              <w:top w:type="dxa" w:w="60"/>
+              <w:left w:type="dxa" w:w="90"/>
+              <w:bottom w:type="dxa" w:w="60"/>
+              <w:right w:type="dxa" w:w="90"/>
+            </w:tcMar>
+          </w:tcPr>
+          <w:p>
+            <w:r>
+              <w:rPr>
+                <w:b w:val="false"/>
+                <w:bCs w:val="false"/>
+                <w:sz w:val="16"/>
+                <w:szCs w:val="16"/>
+              </w:rPr>
+              <w:t xml:space="preserve">0.08 s</w:t>
+            </w:r>
+          </w:p>
+        </w:tc>
+        <w:tc>
+          <w:tcPr>
+            <w:tcW w:type="dxa" w:w="2340"/>
+            <w:tcMar>
+              <w:top w:type="dxa" w:w="60"/>
+              <w:left w:type="dxa" w:w="90"/>
+              <w:bottom w:type="dxa" w:w="60"/>
+              <w:right w:type="dxa" w:w="90"/>
+            </w:tcMar>
+          </w:tcPr>
+          <w:p>
+            <w:r>
+              <w:rPr>
+                <w:b w:val="false"/>
+                <w:bCs w:val="false"/>
+                <w:sz w:val="16"/>
+                <w:szCs w:val="16"/>
+              </w:rPr>
+              <w:t xml:space="preserve">0.09 s</w:t>
+            </w:r>
+          </w:p>
+        </w:tc>
+        <w:tc>
+          <w:tcPr>
+            <w:tcW w:type="dxa" w:w="2340"/>
+            <w:tcMar>
+              <w:top w:type="dxa" w:w="60"/>
+              <w:left w:type="dxa" w:w="90"/>
+              <w:bottom w:type="dxa" w:w="60"/>
+              <w:right w:type="dxa" w:w="90"/>
+            </w:tcMar>
+          </w:tcPr>
+          <w:p>
+            <w:r>
+              <w:rPr>
+                <w:b w:val="false"/>
+                <w:bCs w:val="false"/>
+                <w:sz w:val="16"/>
+                <w:szCs w:val="16"/>
+              </w:rPr>
+              <w:t xml:space="preserve">0.89×</w:t>
+            </w:r>
+          </w:p>
+        </w:tc>
+      </w:tr>
+      <w:tr>
+        <w:trPr>
+          <w:tblHeader w:val="off"/>
+        </w:trPr>
+        <w:tc>
+          <w:tcPr>
+            <w:tcW w:type="dxa" w:w="2340"/>
+            <w:tcMar>
+              <w:top w:type="dxa" w:w="60"/>
+              <w:left w:type="dxa" w:w="90"/>
+              <w:bottom w:type="dxa" w:w="60"/>
+              <w:right w:type="dxa" w:w="90"/>
+            </w:tcMar>
+          </w:tcPr>
+          <w:p>
+            <w:r>
+              <w:rPr>
+                <w:b w:val="false"/>
+                <w:bCs w:val="false"/>
+                <w:sz w:val="16"/>
+                <w:szCs w:val="16"/>
+              </w:rPr>
+              <w:t xml:space="preserve">10.000</w:t>
+            </w:r>
+          </w:p>
+        </w:tc>
+        <w:tc>
+          <w:tcPr>
+            <w:tcW w:type="dxa" w:w="2340"/>
+            <w:tcMar>
+              <w:top w:type="dxa" w:w="60"/>
+              <w:left w:type="dxa" w:w="90"/>
+              <w:bottom w:type="dxa" w:w="60"/>
+              <w:right w:type="dxa" w:w="90"/>
+            </w:tcMar>
+          </w:tcPr>
+          <w:p>
+            <w:r>
+              <w:rPr>
+                <w:b w:val="false"/>
+                <w:bCs w:val="false"/>
+                <w:sz w:val="16"/>
+                <w:szCs w:val="16"/>
+              </w:rPr>
+              <w:t xml:space="preserve">0.07 s</w:t>
+            </w:r>
+          </w:p>
+        </w:tc>
+        <w:tc>
+          <w:tcPr>
+            <w:tcW w:type="dxa" w:w="2340"/>
+            <w:tcMar>
+              <w:top w:type="dxa" w:w="60"/>
+              <w:left w:type="dxa" w:w="90"/>
+              <w:bottom w:type="dxa" w:w="60"/>
+              <w:right w:type="dxa" w:w="90"/>
+            </w:tcMar>
+          </w:tcPr>
+          <w:p>
+            <w:r>
+              <w:rPr>
+                <w:b w:val="false"/>
+                <w:bCs w:val="false"/>
+                <w:sz w:val="16"/>
+                <w:szCs w:val="16"/>
+              </w:rPr>
+              <w:t xml:space="preserve">0.10 s</w:t>
+            </w:r>
+          </w:p>
+        </w:tc>
+        <w:tc>
+          <w:tcPr>
+            <w:tcW w:type="dxa" w:w="2340"/>
+            <w:tcMar>
+              <w:top w:type="dxa" w:w="60"/>
+              <w:left w:type="dxa" w:w="90"/>
+              <w:bottom w:type="dxa" w:w="60"/>
+              <w:right w:type="dxa" w:w="90"/>
+            </w:tcMar>
+          </w:tcPr>
+          <w:p>
+            <w:r>
+              <w:rPr>
+                <w:b w:val="false"/>
+                <w:bCs w:val="false"/>
+                <w:sz w:val="16"/>
+                <w:szCs w:val="16"/>
+              </w:rPr>
+              <w:t xml:space="preserve">0.70×</w:t>
+            </w:r>
+          </w:p>
+        </w:tc>
+      </w:tr>
+      <w:tr>
+        <w:trPr>
+          <w:tblHeader w:val="off"/>
+        </w:trPr>
+        <w:tc>
+          <w:tcPr>
+            <w:tcW w:type="dxa" w:w="2340"/>
+            <w:tcMar>
+              <w:top w:type="dxa" w:w="60"/>
+              <w:left w:type="dxa" w:w="90"/>
+              <w:bottom w:type="dxa" w:w="60"/>
+              <w:right w:type="dxa" w:w="90"/>
+            </w:tcMar>
+          </w:tcPr>
+          <w:p>
+            <w:r>
+              <w:rPr>
+                <w:b w:val="false"/>
+                <w:bCs w:val="false"/>
+                <w:sz w:val="16"/>
+                <w:szCs w:val="16"/>
+              </w:rPr>
+              <w:t xml:space="preserve">100.000</w:t>
+            </w:r>
+          </w:p>
+        </w:tc>
+        <w:tc>
+          <w:tcPr>
+            <w:tcW w:type="dxa" w:w="2340"/>
+            <w:tcMar>
+              <w:top w:type="dxa" w:w="60"/>
+              <w:left w:type="dxa" w:w="90"/>
+              <w:bottom w:type="dxa" w:w="60"/>
+              <w:right w:type="dxa" w:w="90"/>
+            </w:tcMar>
+          </w:tcPr>
+          <w:p>
+            <w:r>
+              <w:rPr>
+                <w:b w:val="false"/>
+                <w:bCs w:val="false"/>
+                <w:sz w:val="16"/>
+                <w:szCs w:val="16"/>
+              </w:rPr>
+              <w:t xml:space="preserve">0.11 s</w:t>
+            </w:r>
+          </w:p>
+        </w:tc>
+        <w:tc>
+          <w:tcPr>
+            <w:tcW w:type="dxa" w:w="2340"/>
+            <w:tcMar>
+              <w:top w:type="dxa" w:w="60"/>
+              <w:left w:type="dxa" w:w="90"/>
+              <w:bottom w:type="dxa" w:w="60"/>
+              <w:right w:type="dxa" w:w="90"/>
+            </w:tcMar>
+          </w:tcPr>
+          <w:p>
+            <w:r>
+              <w:rPr>
+                <w:b w:val="false"/>
+                <w:bCs w:val="false"/>
+                <w:sz w:val="16"/>
+                <w:szCs w:val="16"/>
+              </w:rPr>
+              <w:t xml:space="preserve">0.11 s</w:t>
+            </w:r>
+          </w:p>
+        </w:tc>
+        <w:tc>
+          <w:tcPr>
+            <w:tcW w:type="dxa" w:w="2340"/>
+            <w:tcMar>
+              <w:top w:type="dxa" w:w="60"/>
+              <w:left w:type="dxa" w:w="90"/>
+              <w:bottom w:type="dxa" w:w="60"/>
+              <w:right w:type="dxa" w:w="90"/>
+            </w:tcMar>
+          </w:tcPr>
+          <w:p>
+            <w:r>
+              <w:rPr>
+                <w:b w:val="false"/>
+                <w:bCs w:val="false"/>
+                <w:sz w:val="16"/>
+                <w:szCs w:val="16"/>
+              </w:rPr>
+              <w:t xml:space="preserve">1.00×</w:t>
+            </w:r>
+          </w:p>
+        </w:tc>
+      </w:tr>
+      <w:tr>
+        <w:trPr>
+          <w:tblHeader w:val="off"/>
+        </w:trPr>
+        <w:tc>
+          <w:tcPr>
+            <w:tcW w:type="dxa" w:w="2340"/>
+            <w:tcMar>
+              <w:top w:type="dxa" w:w="60"/>
+              <w:left w:type="dxa" w:w="90"/>
+              <w:bottom w:type="dxa" w:w="60"/>
+              <w:right w:type="dxa" w:w="90"/>
+            </w:tcMar>
+          </w:tcPr>
+          <w:p>
+            <w:r>
+              <w:rPr>
+                <w:b w:val="false"/>
+                <w:bCs w:val="false"/>
+                <w:sz w:val="16"/>
+                <w:szCs w:val="16"/>
+              </w:rPr>
+              <w:t xml:space="preserve">1.000.000</w:t>
+            </w:r>
+          </w:p>
+        </w:tc>
+        <w:tc>
+          <w:tcPr>
+            <w:tcW w:type="dxa" w:w="2340"/>
+            <w:tcMar>
+              <w:top w:type="dxa" w:w="60"/>
+              <w:left w:type="dxa" w:w="90"/>
+              <w:bottom w:type="dxa" w:w="60"/>
+              <w:right w:type="dxa" w:w="90"/>
+            </w:tcMar>
+          </w:tcPr>
+          <w:p>
+            <w:r>
+              <w:rPr>
+                <w:b w:val="false"/>
+                <w:bCs w:val="false"/>
+                <w:sz w:val="16"/>
+                <w:szCs w:val="16"/>
+              </w:rPr>
+              <w:t xml:space="preserve">0.52 s</w:t>
+            </w:r>
+          </w:p>
+        </w:tc>
+        <w:tc>
+          <w:tcPr>
+            <w:tcW w:type="dxa" w:w="2340"/>
+            <w:tcMar>
+              <w:top w:type="dxa" w:w="60"/>
+              <w:left w:type="dxa" w:w="90"/>
+              <w:bottom w:type="dxa" w:w="60"/>
+              <w:right w:type="dxa" w:w="90"/>
+            </w:tcMar>
+          </w:tcPr>
+          <w:p>
+            <w:r>
+              <w:rPr>
+                <w:b w:val="false"/>
+                <w:bCs w:val="false"/>
+                <w:sz w:val="16"/>
+                <w:szCs w:val="16"/>
+              </w:rPr>
+              <w:t xml:space="preserve">0.18 s</w:t>
+            </w:r>
+          </w:p>
+        </w:tc>
+        <w:tc>
+          <w:tcPr>
+            <w:tcW w:type="dxa" w:w="2340"/>
+            <w:tcMar>
+              <w:top w:type="dxa" w:w="60"/>
+              <w:left w:type="dxa" w:w="90"/>
+              <w:bottom w:type="dxa" w:w="60"/>
+              <w:right w:type="dxa" w:w="90"/>
+            </w:tcMar>
+          </w:tcPr>
+          <w:p>
+            <w:r>
+              <w:rPr>
+                <w:b w:val="false"/>
+                <w:bCs w:val="false"/>
+                <w:sz w:val="16"/>
+                <w:szCs w:val="16"/>
+              </w:rPr>
+              <w:t xml:space="preserve">2.89×</w:t>
+            </w:r>
+          </w:p>
+        </w:tc>
+      </w:tr>
+      <w:tr>
+        <w:trPr>
+          <w:tblHeader w:val="off"/>
+        </w:trPr>
+        <w:tc>
+          <w:tcPr>
+            <w:tcW w:type="dxa" w:w="2340"/>
+            <w:tcMar>
+              <w:top w:type="dxa" w:w="60"/>
+              <w:left w:type="dxa" w:w="90"/>
+              <w:bottom w:type="dxa" w:w="60"/>
+              <w:right w:type="dxa" w:w="90"/>
+            </w:tcMar>
+          </w:tcPr>
+          <w:p>
+            <w:r>
+              <w:rPr>
+                <w:b w:val="false"/>
+                <w:bCs w:val="false"/>
+                <w:sz w:val="16"/>
+                <w:szCs w:val="16"/>
+              </w:rPr>
+              <w:t xml:space="preserve">10.000.000</w:t>
+            </w:r>
+          </w:p>
+        </w:tc>
+        <w:tc>
+          <w:tcPr>
+            <w:tcW w:type="dxa" w:w="2340"/>
+            <w:tcMar>
+              <w:top w:type="dxa" w:w="60"/>
+              <w:left w:type="dxa" w:w="90"/>
+              <w:bottom w:type="dxa" w:w="60"/>
+              <w:right w:type="dxa" w:w="90"/>
+            </w:tcMar>
+          </w:tcPr>
+          <w:p>
+            <w:r>
+              <w:rPr>
+                <w:b w:val="false"/>
+                <w:bCs w:val="false"/>
+                <w:sz w:val="16"/>
+                <w:szCs w:val="16"/>
+              </w:rPr>
+              <w:t xml:space="preserve">4.61 s</w:t>
+            </w:r>
+          </w:p>
+        </w:tc>
+        <w:tc>
+          <w:tcPr>
+            <w:tcW w:type="dxa" w:w="2340"/>
+            <w:tcMar>
+              <w:top w:type="dxa" w:w="60"/>
+              <w:left w:type="dxa" w:w="90"/>
+              <w:bottom w:type="dxa" w:w="60"/>
+              <w:right w:type="dxa" w:w="90"/>
+            </w:tcMar>
+          </w:tcPr>
+          <w:p>
+            <w:r>
+              <w:rPr>
+                <w:b w:val="false"/>
+                <w:bCs w:val="false"/>
+                <w:sz w:val="16"/>
+                <w:szCs w:val="16"/>
+              </w:rPr>
+              <w:t xml:space="preserve">0.85 s</w:t>
+            </w:r>
+          </w:p>
+        </w:tc>
+        <w:tc>
+          <w:tcPr>
+            <w:tcW w:type="dxa" w:w="2340"/>
+            <w:tcMar>
+              <w:top w:type="dxa" w:w="60"/>
+              <w:left w:type="dxa" w:w="90"/>
+              <w:bottom w:type="dxa" w:w="60"/>
+              <w:right w:type="dxa" w:w="90"/>
+            </w:tcMar>
+          </w:tcPr>
+          <w:p>
+            <w:r>
+              <w:rPr>
+                <w:b w:val="false"/>
+                <w:bCs w:val="false"/>
+                <w:sz w:val="16"/>
+                <w:szCs w:val="16"/>
+              </w:rPr>
+              <w:t xml:space="preserve">5.42×</w:t>
+            </w:r>
+          </w:p>
+        </w:tc>
+      </w:tr>
+    </w:tbl>
+    <w:p>
+      <w:pPr>
+        <w:spacing w:after="160"/>
+      </w:pPr>
+    </w:p>
+    <w:p>
+      <w:pPr>
+        <w:spacing w:after="60" w:before="120"/>
+        <w:jc w:val="center"/>
+      </w:pPr>
+      <w:r>
+        <w:drawing>
+          <wp:inline distT="0" distB="0" distL="0" distR="0">
+            <wp:extent cx="5715000" cy="4086225"/>
+            <wp:effectExtent t="0" r="0" b="0" l="0"/>
+            <wp:docPr id="21" name="" descr="" title=""/>
+            <wp:cNvGraphicFramePr>
+              <a:graphicFrameLocks xmlns:a="http://schemas.openxmlformats.org/drawingml/2006/main" noChangeAspect="1"/>
+            </wp:cNvGraphicFramePr>
+            <a:graphic xmlns:a="http://schemas.openxmlformats.org/drawingml/2006/main">
+              <a:graphicData uri="http://schemas.openxmlformats.org/drawingml/2006/picture">
+                <pic:pic xmlns:pic="http://schemas.openxmlformats.org/drawingml/2006/picture">
+                  <pic:nvPicPr>
+                    <pic:cNvPr id="0" name="" descr=""/>
+                    <pic:cNvPicPr>
+                      <a:picLocks noChangeAspect="1" noChangeArrowheads="1"/>
+                    </pic:cNvPicPr>
+                  </pic:nvPicPr>
+                  <pic:blipFill>
+                    <a:blip r:embed="rId26" cstate="none"/>
+                    <a:srcRect/>
+                    <a:stretch>
+                      <a:fillRect/>
+                    </a:stretch>
+                  </pic:blipFill>
+                  <pic:spPr bwMode="auto">
+                    <a:xfrm>
+                      <a:off x="0" y="0"/>
+                      <a:ext cx="5715000" cy="4086225"/>
+                    </a:xfrm>
+                    <a:prstGeom prst="rect">
+                      <a:avLst/>
+                    </a:prstGeom>
+                  </pic:spPr>
+                </pic:pic>
+              </a:graphicData>
+            </a:graphic>
+          </wp:inline>
+        </w:drawing>
+      </w:r>
+    </w:p>
+    <w:p>
+      <w:pPr>
+        <w:spacing w:after="160"/>
+        <w:jc w:val="center"/>
+      </w:pPr>
+      <w:r>
+        <w:rPr>
+          <w:i/>
+          <w:iCs/>
+          <w:color w:val="555555"/>
+          <w:sz w:val="18"/>
+          <w:szCs w:val="18"/>
+        </w:rPr>
+        <w:t xml:space="preserve">Ganancia real incluyendo el arranque de MPI</w:t>
+      </w:r>
+    </w:p>
+    <w:p>
+      <w:pPr>
+        <w:spacing w:after="120"/>
+      </w:pPr>
+      <w:r>
+        <w:t xml:space="preserve">Con problemas pequeños </w:t>
+      </w:r>
+      <w:r>
+        <w:rPr>
+          <w:b/>
+          <w:bCs/>
+        </w:rPr>
+        <w:t xml:space="preserve">la versión paralela es más lenta que la serial</w:t>
+      </w:r>
+      <w:r>
+        <w:t xml:space="preserve">: la ganancia cae por debajo de 1 porque lanzar ocho procesos cuesta más que simular los grupos. Recién a partir del millón de grupos la paralelización empieza a rendir, y con diez millones alcanza una ganancia real superior a cinco veces. El paralelismo solo resulta rentable cuando el trabajo asignado a cada proceso supera ampliamente el costo de ponerlos en marcha y coordinarlos.</w:t>
+      </w:r>
+    </w:p>
+    <w:p>
+      <w:pPr>
+        <w:spacing w:after="120"/>
+      </w:pPr>
+      <w:r>
+        <w:t xml:space="preserve">Este comportamiento es una manifestación directa de la </w:t>
+      </w:r>
+      <w:r>
+        <w:rPr>
+          <w:b/>
+          <w:bCs/>
+        </w:rPr>
+        <w:t xml:space="preserve">ley de Amdahl</w:t>
+      </w:r>
+      <w:r>
+        <w:t xml:space="preserve">: la porción no paralelizable del programa (inicialización, sincronización y reducción) es aproximadamente constante, de modo que su peso relativo disminuye a medida que crece la parte paralelizable.</w:t>
+      </w:r>
+    </w:p>
+    <w:p>
+      <w:pPr>
+        <w:pStyle w:val="Heading3"/>
+        <w:spacing w:after="120" w:before="240"/>
+      </w:pPr>
+      <w:r>
+        <w:t xml:space="preserve">Variación del tamaño del grupo (K)</w:t>
+      </w:r>
+    </w:p>
+    <w:p>
+      <w:pPr>
+        <w:spacing w:after="120"/>
+      </w:pPr>
+      <w:r>
+        <w:t xml:space="preserve">Medición con T=1.000.000 fijo y mediana de cinco corridas:</w:t>
+      </w:r>
+    </w:p>
+    <w:tbl>
+      <w:tblPr>
+        <w:tblW w:type="dxa" w:w="9360"/>
+        <w:tblBorders>
+          <w:top w:val="single" w:color="auto" w:sz="4"/>
+          <w:left w:val="single" w:color="auto" w:sz="4"/>
+          <w:bottom w:val="single" w:color="auto" w:sz="4"/>
+          <w:right w:val="single" w:color="auto" w:sz="4"/>
+          <w:insideH w:val="single" w:color="auto" w:sz="4"/>
+          <w:insideV w:val="single" w:color="auto" w:sz="4"/>
+        </w:tblBorders>
+      </w:tblPr>
+      <w:tblGrid>
+        <w:gridCol w:w="2340"/>
+        <w:gridCol w:w="2340"/>
+        <w:gridCol w:w="2340"/>
+        <w:gridCol w:w="2340"/>
+      </w:tblGrid>
+      <w:tr>
+        <w:trPr>
+          <w:tblHeader/>
+        </w:trPr>
+        <w:tc>
+          <w:tcPr>
+            <w:tcW w:type="dxa" w:w="2340"/>
+            <w:shd w:fill="E8E8E8" w:val="clear"/>
+            <w:tcMar>
+              <w:top w:type="dxa" w:w="60"/>
+              <w:left w:type="dxa" w:w="90"/>
+              <w:bottom w:type="dxa" w:w="60"/>
+              <w:right w:type="dxa" w:w="90"/>
+            </w:tcMar>
+          </w:tcPr>
+          <w:p>
+            <w:r>
+              <w:rPr>
+                <w:b/>
+                <w:bCs/>
+                <w:sz w:val="16"/>
+                <w:szCs w:val="16"/>
+              </w:rPr>
+              <w:t xml:space="preserve">K (personas)</w:t>
+            </w:r>
+          </w:p>
+        </w:tc>
+        <w:tc>
+          <w:tcPr>
+            <w:tcW w:type="dxa" w:w="2340"/>
+            <w:shd w:fill="E8E8E8" w:val="clear"/>
+            <w:tcMar>
+              <w:top w:type="dxa" w:w="60"/>
+              <w:left w:type="dxa" w:w="90"/>
+              <w:bottom w:type="dxa" w:w="60"/>
+              <w:right w:type="dxa" w:w="90"/>
+            </w:tcMar>
+          </w:tcPr>
+          <w:p>
+            <w:r>
+              <w:rPr>
+                <w:b/>
+                <w:bCs/>
+                <w:sz w:val="16"/>
+                <w:szCs w:val="16"/>
+              </w:rPr>
+              <w:t xml:space="preserve">T_serial</w:t>
+            </w:r>
+          </w:p>
+        </w:tc>
+        <w:tc>
+          <w:tcPr>
+            <w:tcW w:type="dxa" w:w="2340"/>
+            <w:shd w:fill="E8E8E8" w:val="clear"/>
+            <w:tcMar>
+              <w:top w:type="dxa" w:w="60"/>
+              <w:left w:type="dxa" w:w="90"/>
+              <w:bottom w:type="dxa" w:w="60"/>
+              <w:right w:type="dxa" w:w="90"/>
+            </w:tcMar>
+          </w:tcPr>
+          <w:p>
+            <w:r>
+              <w:rPr>
+                <w:b/>
+                <w:bCs/>
+                <w:sz w:val="16"/>
+                <w:szCs w:val="16"/>
+              </w:rPr>
+              <w:t xml:space="preserve">8 procesos</w:t>
+            </w:r>
+          </w:p>
+        </w:tc>
+        <w:tc>
+          <w:tcPr>
+            <w:tcW w:type="dxa" w:w="2340"/>
+            <w:shd w:fill="E8E8E8" w:val="clear"/>
+            <w:tcMar>
+              <w:top w:type="dxa" w:w="60"/>
+              <w:left w:type="dxa" w:w="90"/>
+              <w:bottom w:type="dxa" w:w="60"/>
+              <w:right w:type="dxa" w:w="90"/>
+            </w:tcMar>
+          </w:tcPr>
+          <w:p>
+            <w:r>
+              <w:rPr>
+                <w:b/>
+                <w:bCs/>
+                <w:sz w:val="16"/>
+                <w:szCs w:val="16"/>
+              </w:rPr>
+              <w:t xml:space="preserve">Speedup</w:t>
+            </w:r>
+          </w:p>
+        </w:tc>
+      </w:tr>
+      <w:tr>
+        <w:trPr>
+          <w:tblHeader w:val="off"/>
+        </w:trPr>
+        <w:tc>
+          <w:tcPr>
+            <w:tcW w:type="dxa" w:w="2340"/>
+            <w:tcMar>
+              <w:top w:type="dxa" w:w="60"/>
+              <w:left w:type="dxa" w:w="90"/>
+              <w:bottom w:type="dxa" w:w="60"/>
+              <w:right w:type="dxa" w:w="90"/>
+            </w:tcMar>
+          </w:tcPr>
+          <w:p>
+            <w:r>
+              <w:rPr>
+                <w:b w:val="false"/>
+                <w:bCs w:val="false"/>
+                <w:sz w:val="16"/>
+                <w:szCs w:val="16"/>
+              </w:rPr>
+              <w:t xml:space="preserve">5</w:t>
+            </w:r>
+          </w:p>
+        </w:tc>
+        <w:tc>
+          <w:tcPr>
+            <w:tcW w:type="dxa" w:w="2340"/>
+            <w:tcMar>
+              <w:top w:type="dxa" w:w="60"/>
+              <w:left w:type="dxa" w:w="90"/>
+              <w:bottom w:type="dxa" w:w="60"/>
+              <w:right w:type="dxa" w:w="90"/>
+            </w:tcMar>
+          </w:tcPr>
+          <w:p>
+            <w:r>
+              <w:rPr>
+                <w:b w:val="false"/>
+                <w:bCs w:val="false"/>
+                <w:sz w:val="16"/>
+                <w:szCs w:val="16"/>
+              </w:rPr>
+              <w:t xml:space="preserve">0.3582 s</w:t>
+            </w:r>
+          </w:p>
+        </w:tc>
+        <w:tc>
+          <w:tcPr>
+            <w:tcW w:type="dxa" w:w="2340"/>
+            <w:tcMar>
+              <w:top w:type="dxa" w:w="60"/>
+              <w:left w:type="dxa" w:w="90"/>
+              <w:bottom w:type="dxa" w:w="60"/>
+              <w:right w:type="dxa" w:w="90"/>
+            </w:tcMar>
+          </w:tcPr>
+          <w:p>
+            <w:r>
+              <w:rPr>
+                <w:b w:val="false"/>
+                <w:bCs w:val="false"/>
+                <w:sz w:val="16"/>
+                <w:szCs w:val="16"/>
+              </w:rPr>
+              <w:t xml:space="preserve">0.0672 s</w:t>
+            </w:r>
+          </w:p>
+        </w:tc>
+        <w:tc>
+          <w:tcPr>
+            <w:tcW w:type="dxa" w:w="2340"/>
+            <w:tcMar>
+              <w:top w:type="dxa" w:w="60"/>
+              <w:left w:type="dxa" w:w="90"/>
+              <w:bottom w:type="dxa" w:w="60"/>
+              <w:right w:type="dxa" w:w="90"/>
+            </w:tcMar>
+          </w:tcPr>
+          <w:p>
+            <w:r>
+              <w:rPr>
+                <w:b w:val="false"/>
+                <w:bCs w:val="false"/>
+                <w:sz w:val="16"/>
+                <w:szCs w:val="16"/>
+              </w:rPr>
+              <w:t xml:space="preserve">5.33</w:t>
+            </w:r>
+          </w:p>
+        </w:tc>
+      </w:tr>
+      <w:tr>
+        <w:trPr>
+          <w:tblHeader w:val="off"/>
+        </w:trPr>
+        <w:tc>
+          <w:tcPr>
+            <w:tcW w:type="dxa" w:w="2340"/>
+            <w:tcMar>
+              <w:top w:type="dxa" w:w="60"/>
+              <w:left w:type="dxa" w:w="90"/>
+              <w:bottom w:type="dxa" w:w="60"/>
+              <w:right w:type="dxa" w:w="90"/>
+            </w:tcMar>
+          </w:tcPr>
+          <w:p>
+            <w:r>
+              <w:rPr>
+                <w:b w:val="false"/>
+                <w:bCs w:val="false"/>
+                <w:sz w:val="16"/>
+                <w:szCs w:val="16"/>
+              </w:rPr>
+              <w:t xml:space="preserve">10</w:t>
+            </w:r>
+          </w:p>
+        </w:tc>
+        <w:tc>
+          <w:tcPr>
+            <w:tcW w:type="dxa" w:w="2340"/>
+            <w:tcMar>
+              <w:top w:type="dxa" w:w="60"/>
+              <w:left w:type="dxa" w:w="90"/>
+              <w:bottom w:type="dxa" w:w="60"/>
+              <w:right w:type="dxa" w:w="90"/>
+            </w:tcMar>
+          </w:tcPr>
+          <w:p>
+            <w:r>
+              <w:rPr>
+                <w:b w:val="false"/>
+                <w:bCs w:val="false"/>
+                <w:sz w:val="16"/>
+                <w:szCs w:val="16"/>
+              </w:rPr>
+              <w:t xml:space="preserve">0.3864 s</w:t>
+            </w:r>
+          </w:p>
+        </w:tc>
+        <w:tc>
+          <w:tcPr>
+            <w:tcW w:type="dxa" w:w="2340"/>
+            <w:tcMar>
+              <w:top w:type="dxa" w:w="60"/>
+              <w:left w:type="dxa" w:w="90"/>
+              <w:bottom w:type="dxa" w:w="60"/>
+              <w:right w:type="dxa" w:w="90"/>
+            </w:tcMar>
+          </w:tcPr>
+          <w:p>
+            <w:r>
+              <w:rPr>
+                <w:b w:val="false"/>
+                <w:bCs w:val="false"/>
+                <w:sz w:val="16"/>
+                <w:szCs w:val="16"/>
+              </w:rPr>
+              <w:t xml:space="preserve">0.0728 s</w:t>
+            </w:r>
+          </w:p>
+        </w:tc>
+        <w:tc>
+          <w:tcPr>
+            <w:tcW w:type="dxa" w:w="2340"/>
+            <w:tcMar>
+              <w:top w:type="dxa" w:w="60"/>
+              <w:left w:type="dxa" w:w="90"/>
+              <w:bottom w:type="dxa" w:w="60"/>
+              <w:right w:type="dxa" w:w="90"/>
+            </w:tcMar>
+          </w:tcPr>
+          <w:p>
+            <w:r>
+              <w:rPr>
+                <w:b w:val="false"/>
+                <w:bCs w:val="false"/>
+                <w:sz w:val="16"/>
+                <w:szCs w:val="16"/>
+              </w:rPr>
+              <w:t xml:space="preserve">5.31</w:t>
+            </w:r>
+          </w:p>
+        </w:tc>
+      </w:tr>
+      <w:tr>
+        <w:trPr>
+          <w:tblHeader w:val="off"/>
+        </w:trPr>
+        <w:tc>
+          <w:tcPr>
+            <w:tcW w:type="dxa" w:w="2340"/>
+            <w:tcMar>
+              <w:top w:type="dxa" w:w="60"/>
+              <w:left w:type="dxa" w:w="90"/>
+              <w:bottom w:type="dxa" w:w="60"/>
+              <w:right w:type="dxa" w:w="90"/>
+            </w:tcMar>
+          </w:tcPr>
+          <w:p>
+            <w:r>
+              <w:rPr>
+                <w:b w:val="false"/>
+                <w:bCs w:val="false"/>
+                <w:sz w:val="16"/>
+                <w:szCs w:val="16"/>
+              </w:rPr>
+              <w:t xml:space="preserve">23</w:t>
+            </w:r>
+          </w:p>
+        </w:tc>
+        <w:tc>
+          <w:tcPr>
+            <w:tcW w:type="dxa" w:w="2340"/>
+            <w:tcMar>
+              <w:top w:type="dxa" w:w="60"/>
+              <w:left w:type="dxa" w:w="90"/>
+              <w:bottom w:type="dxa" w:w="60"/>
+              <w:right w:type="dxa" w:w="90"/>
+            </w:tcMar>
+          </w:tcPr>
+          <w:p>
+            <w:r>
+              <w:rPr>
+                <w:b w:val="false"/>
+                <w:bCs w:val="false"/>
+                <w:sz w:val="16"/>
+                <w:szCs w:val="16"/>
+              </w:rPr>
+              <w:t xml:space="preserve">0.4576 s</w:t>
+            </w:r>
+          </w:p>
+        </w:tc>
+        <w:tc>
+          <w:tcPr>
+            <w:tcW w:type="dxa" w:w="2340"/>
+            <w:tcMar>
+              <w:top w:type="dxa" w:w="60"/>
+              <w:left w:type="dxa" w:w="90"/>
+              <w:bottom w:type="dxa" w:w="60"/>
+              <w:right w:type="dxa" w:w="90"/>
+            </w:tcMar>
+          </w:tcPr>
+          <w:p>
+            <w:r>
+              <w:rPr>
+                <w:b w:val="false"/>
+                <w:bCs w:val="false"/>
+                <w:sz w:val="16"/>
+                <w:szCs w:val="16"/>
+              </w:rPr>
+              <w:t xml:space="preserve">0.0836 s</w:t>
+            </w:r>
+          </w:p>
+        </w:tc>
+        <w:tc>
+          <w:tcPr>
+            <w:tcW w:type="dxa" w:w="2340"/>
+            <w:tcMar>
+              <w:top w:type="dxa" w:w="60"/>
+              <w:left w:type="dxa" w:w="90"/>
+              <w:bottom w:type="dxa" w:w="60"/>
+              <w:right w:type="dxa" w:w="90"/>
+            </w:tcMar>
+          </w:tcPr>
+          <w:p>
+            <w:r>
+              <w:rPr>
+                <w:b w:val="false"/>
+                <w:bCs w:val="false"/>
+                <w:sz w:val="16"/>
+                <w:szCs w:val="16"/>
+              </w:rPr>
+              <w:t xml:space="preserve">5.47</w:t>
+            </w:r>
+          </w:p>
+        </w:tc>
+      </w:tr>
+      <w:tr>
+        <w:trPr>
+          <w:tblHeader w:val="off"/>
+        </w:trPr>
+        <w:tc>
+          <w:tcPr>
+            <w:tcW w:type="dxa" w:w="2340"/>
+            <w:tcMar>
+              <w:top w:type="dxa" w:w="60"/>
+              <w:left w:type="dxa" w:w="90"/>
+              <w:bottom w:type="dxa" w:w="60"/>
+              <w:right w:type="dxa" w:w="90"/>
+            </w:tcMar>
+          </w:tcPr>
+          <w:p>
+            <w:r>
+              <w:rPr>
+                <w:b w:val="false"/>
+                <w:bCs w:val="false"/>
+                <w:sz w:val="16"/>
+                <w:szCs w:val="16"/>
+              </w:rPr>
+              <w:t xml:space="preserve">50</w:t>
+            </w:r>
+          </w:p>
+        </w:tc>
+        <w:tc>
+          <w:tcPr>
+            <w:tcW w:type="dxa" w:w="2340"/>
+            <w:tcMar>
+              <w:top w:type="dxa" w:w="60"/>
+              <w:left w:type="dxa" w:w="90"/>
+              <w:bottom w:type="dxa" w:w="60"/>
+              <w:right w:type="dxa" w:w="90"/>
+            </w:tcMar>
+          </w:tcPr>
+          <w:p>
+            <w:r>
+              <w:rPr>
+                <w:b w:val="false"/>
+                <w:bCs w:val="false"/>
+                <w:sz w:val="16"/>
+                <w:szCs w:val="16"/>
+              </w:rPr>
+              <w:t xml:space="preserve">0.5083 s</w:t>
+            </w:r>
+          </w:p>
+        </w:tc>
+        <w:tc>
+          <w:tcPr>
+            <w:tcW w:type="dxa" w:w="2340"/>
+            <w:tcMar>
+              <w:top w:type="dxa" w:w="60"/>
+              <w:left w:type="dxa" w:w="90"/>
+              <w:bottom w:type="dxa" w:w="60"/>
+              <w:right w:type="dxa" w:w="90"/>
+            </w:tcMar>
+          </w:tcPr>
+          <w:p>
+            <w:r>
+              <w:rPr>
+                <w:b w:val="false"/>
+                <w:bCs w:val="false"/>
+                <w:sz w:val="16"/>
+                <w:szCs w:val="16"/>
+              </w:rPr>
+              <w:t xml:space="preserve">0.0879 s</w:t>
+            </w:r>
+          </w:p>
+        </w:tc>
+        <w:tc>
+          <w:tcPr>
+            <w:tcW w:type="dxa" w:w="2340"/>
+            <w:tcMar>
+              <w:top w:type="dxa" w:w="60"/>
+              <w:left w:type="dxa" w:w="90"/>
+              <w:bottom w:type="dxa" w:w="60"/>
+              <w:right w:type="dxa" w:w="90"/>
+            </w:tcMar>
+          </w:tcPr>
+          <w:p>
+            <w:r>
+              <w:rPr>
+                <w:b w:val="false"/>
+                <w:bCs w:val="false"/>
+                <w:sz w:val="16"/>
+                <w:szCs w:val="16"/>
+              </w:rPr>
+              <w:t xml:space="preserve">5.78</w:t>
+            </w:r>
+          </w:p>
+        </w:tc>
+      </w:tr>
+      <w:tr>
+        <w:trPr>
+          <w:tblHeader w:val="off"/>
+        </w:trPr>
+        <w:tc>
+          <w:tcPr>
+            <w:tcW w:type="dxa" w:w="2340"/>
+            <w:tcMar>
+              <w:top w:type="dxa" w:w="60"/>
+              <w:left w:type="dxa" w:w="90"/>
+              <w:bottom w:type="dxa" w:w="60"/>
+              <w:right w:type="dxa" w:w="90"/>
+            </w:tcMar>
+          </w:tcPr>
+          <w:p>
+            <w:r>
+              <w:rPr>
+                <w:b w:val="false"/>
+                <w:bCs w:val="false"/>
+                <w:sz w:val="16"/>
+                <w:szCs w:val="16"/>
+              </w:rPr>
+              <w:t xml:space="preserve">100</w:t>
+            </w:r>
+          </w:p>
+        </w:tc>
+        <w:tc>
+          <w:tcPr>
+            <w:tcW w:type="dxa" w:w="2340"/>
+            <w:tcMar>
+              <w:top w:type="dxa" w:w="60"/>
+              <w:left w:type="dxa" w:w="90"/>
+              <w:bottom w:type="dxa" w:w="60"/>
+              <w:right w:type="dxa" w:w="90"/>
+            </w:tcMar>
+          </w:tcPr>
+          <w:p>
+            <w:r>
+              <w:rPr>
+                <w:b w:val="false"/>
+                <w:bCs w:val="false"/>
+                <w:sz w:val="16"/>
+                <w:szCs w:val="16"/>
+              </w:rPr>
+              <w:t xml:space="preserve">0.5134 s</w:t>
+            </w:r>
+          </w:p>
+        </w:tc>
+        <w:tc>
+          <w:tcPr>
+            <w:tcW w:type="dxa" w:w="2340"/>
+            <w:tcMar>
+              <w:top w:type="dxa" w:w="60"/>
+              <w:left w:type="dxa" w:w="90"/>
+              <w:bottom w:type="dxa" w:w="60"/>
+              <w:right w:type="dxa" w:w="90"/>
+            </w:tcMar>
+          </w:tcPr>
+          <w:p>
+            <w:r>
+              <w:rPr>
+                <w:b w:val="false"/>
+                <w:bCs w:val="false"/>
+                <w:sz w:val="16"/>
+                <w:szCs w:val="16"/>
+              </w:rPr>
+              <w:t xml:space="preserve">0.0889 s</w:t>
+            </w:r>
+          </w:p>
+        </w:tc>
+        <w:tc>
+          <w:tcPr>
+            <w:tcW w:type="dxa" w:w="2340"/>
+            <w:tcMar>
+              <w:top w:type="dxa" w:w="60"/>
+              <w:left w:type="dxa" w:w="90"/>
+              <w:bottom w:type="dxa" w:w="60"/>
+              <w:right w:type="dxa" w:w="90"/>
+            </w:tcMar>
+          </w:tcPr>
+          <w:p>
+            <w:r>
+              <w:rPr>
+                <w:b w:val="false"/>
+                <w:bCs w:val="false"/>
+                <w:sz w:val="16"/>
+                <w:szCs w:val="16"/>
+              </w:rPr>
+              <w:t xml:space="preserve">5.78</w:t>
+            </w:r>
+          </w:p>
+        </w:tc>
+      </w:tr>
+      <w:tr>
+        <w:trPr>
+          <w:tblHeader w:val="off"/>
+        </w:trPr>
+        <w:tc>
+          <w:tcPr>
+            <w:tcW w:type="dxa" w:w="2340"/>
+            <w:tcMar>
+              <w:top w:type="dxa" w:w="60"/>
+              <w:left w:type="dxa" w:w="90"/>
+              <w:bottom w:type="dxa" w:w="60"/>
+              <w:right w:type="dxa" w:w="90"/>
+            </w:tcMar>
+          </w:tcPr>
+          <w:p>
+            <w:r>
+              <w:rPr>
+                <w:b w:val="false"/>
+                <w:bCs w:val="false"/>
+                <w:sz w:val="16"/>
+                <w:szCs w:val="16"/>
+              </w:rPr>
+              <w:t xml:space="preserve">200</w:t>
+            </w:r>
+          </w:p>
+        </w:tc>
+        <w:tc>
+          <w:tcPr>
+            <w:tcW w:type="dxa" w:w="2340"/>
+            <w:tcMar>
+              <w:top w:type="dxa" w:w="60"/>
+              <w:left w:type="dxa" w:w="90"/>
+              <w:bottom w:type="dxa" w:w="60"/>
+              <w:right w:type="dxa" w:w="90"/>
+            </w:tcMar>
+          </w:tcPr>
+          <w:p>
+            <w:r>
+              <w:rPr>
+                <w:b w:val="false"/>
+                <w:bCs w:val="false"/>
+                <w:sz w:val="16"/>
+                <w:szCs w:val="16"/>
+              </w:rPr>
+              <w:t xml:space="preserve">0.5166 s</w:t>
+            </w:r>
+          </w:p>
+        </w:tc>
+        <w:tc>
+          <w:tcPr>
+            <w:tcW w:type="dxa" w:w="2340"/>
+            <w:tcMar>
+              <w:top w:type="dxa" w:w="60"/>
+              <w:left w:type="dxa" w:w="90"/>
+              <w:bottom w:type="dxa" w:w="60"/>
+              <w:right w:type="dxa" w:w="90"/>
+            </w:tcMar>
+          </w:tcPr>
+          <w:p>
+            <w:r>
+              <w:rPr>
+                <w:b w:val="false"/>
+                <w:bCs w:val="false"/>
+                <w:sz w:val="16"/>
+                <w:szCs w:val="16"/>
+              </w:rPr>
+              <w:t xml:space="preserve">0.0876 s</w:t>
+            </w:r>
+          </w:p>
+        </w:tc>
+        <w:tc>
+          <w:tcPr>
+            <w:tcW w:type="dxa" w:w="2340"/>
+            <w:tcMar>
+              <w:top w:type="dxa" w:w="60"/>
+              <w:left w:type="dxa" w:w="90"/>
+              <w:bottom w:type="dxa" w:w="60"/>
+              <w:right w:type="dxa" w:w="90"/>
+            </w:tcMar>
+          </w:tcPr>
+          <w:p>
+            <w:r>
+              <w:rPr>
+                <w:b w:val="false"/>
+                <w:bCs w:val="false"/>
+                <w:sz w:val="16"/>
+                <w:szCs w:val="16"/>
+              </w:rPr>
+              <w:t xml:space="preserve">5.90</w:t>
+            </w:r>
+          </w:p>
+        </w:tc>
+      </w:tr>
+    </w:tbl>
+    <w:p>
+      <w:pPr>
+        <w:spacing w:after="160"/>
+      </w:pPr>
+    </w:p>
+    <w:p>
+      <w:pPr>
+        <w:spacing w:after="60" w:before="120"/>
+        <w:jc w:val="center"/>
+      </w:pPr>
+      <w:r>
+        <w:drawing>
+          <wp:inline distT="0" distB="0" distL="0" distR="0">
+            <wp:extent cx="5715000" cy="2333625"/>
+            <wp:effectExtent t="0" r="0" b="0" l="0"/>
+            <wp:docPr id="22" name="" descr="" title=""/>
+            <wp:cNvGraphicFramePr>
+              <a:graphicFrameLocks xmlns:a="http://schemas.openxmlformats.org/drawingml/2006/main" noChangeAspect="1"/>
+            </wp:cNvGraphicFramePr>
+            <a:graphic xmlns:a="http://schemas.openxmlformats.org/drawingml/2006/main">
+              <a:graphicData uri="http://schemas.openxmlformats.org/drawingml/2006/picture">
+                <pic:pic xmlns:pic="http://schemas.openxmlformats.org/drawingml/2006/picture">
+                  <pic:nvPicPr>
+                    <pic:cNvPr id="0" name="" descr=""/>
+                    <pic:cNvPicPr>
+                      <a:picLocks noChangeAspect="1" noChangeArrowheads="1"/>
+                    </pic:cNvPicPr>
+                  </pic:nvPicPr>
+                  <pic:blipFill>
+                    <a:blip r:embed="rId27" cstate="none"/>
+                    <a:srcRect/>
+                    <a:stretch>
+                      <a:fillRect/>
+                    </a:stretch>
+                  </pic:blipFill>
+                  <pic:spPr bwMode="auto">
+                    <a:xfrm>
+                      <a:off x="0" y="0"/>
+                      <a:ext cx="5715000" cy="2333625"/>
+                    </a:xfrm>
+                    <a:prstGeom prst="rect">
+                      <a:avLst/>
+                    </a:prstGeom>
+                  </pic:spPr>
+                </pic:pic>
+              </a:graphicData>
+            </a:graphic>
+          </wp:inline>
+        </w:drawing>
+      </w:r>
+    </w:p>
+    <w:p>
+      <w:pPr>
+        <w:spacing w:after="160"/>
+        <w:jc w:val="center"/>
+      </w:pPr>
+      <w:r>
+        <w:rPr>
+          <w:i/>
+          <w:iCs/>
+          <w:color w:val="555555"/>
+          <w:sz w:val="18"/>
+          <w:szCs w:val="18"/>
+        </w:rPr>
+        <w:t xml:space="preserve">Efecto del tamaño del grupo K</w:t>
+      </w:r>
+    </w:p>
+    <w:p>
+      <w:pPr>
+        <w:spacing w:after="120"/>
+      </w:pPr>
+      <w:r>
+        <w:t xml:space="preserve">El valor de K prácticamente </w:t>
+      </w:r>
+      <w:r>
+        <w:rPr>
+          <w:b/>
+          <w:bCs/>
+        </w:rPr>
+        <w:t xml:space="preserve">no influye sobre el speedup</w:t>
+      </w:r>
+      <w:r>
+        <w:t xml:space="preserve">, que se mantiene entre 5.3 y 5.9 mientras K varía en un factor de cuarenta. La leve tendencia creciente es consistente con el mismo argumento anterior (más trabajo por unidad diluye los costos fijos), pero su magnitud es pequeña comparada con el efecto de T. El resultado es esperable: modificar K cambia el trabajo contenido en cada unidad, pero no la forma en que esas unidades se reparten entre los procesos, que sigue siendo equitativa, ni el volumen de comunicación, que continúa siendo un único entero por proceso.</w:t>
+      </w:r>
+    </w:p>
+    <w:p>
+      <w:pPr>
+        <w:spacing w:after="120"/>
+      </w:pPr>
+      <w:r>
+        <w:t xml:space="preserve">Resulta llamativo que el tiempo serial apenas aumente a partir de K=50 pese a seguir duplicándose la cantidad de personas. La explicación está en el corte temprano del algoritmo: con cincuenta personas la coincidencia es casi segura, de modo que el bucle se interrumpe mucho antes de llegar a la última persona y el resto nunca se sortea.</w:t>
+      </w:r>
+    </w:p>
+    <w:p>
+      <w:pPr>
+        <w:spacing w:after="120"/>
+      </w:pPr>
+      <w:r>
+        <w:t xml:space="preserve">&gt; </w:t>
+      </w:r>
+      <w:r>
+        <w:rPr>
+          <w:b/>
+          <w:bCs/>
+        </w:rPr>
+        <w:t xml:space="preserve">Nota metodológica:</w:t>
+      </w:r>
+      <w:r>
+        <w:t xml:space="preserve"> los tiempos de esta sección se midieron con una copia &gt; de los programas que imprime siete decimales en lugar de tres, porque con mil &gt; grupos los valores son del orden de la décima de milisegundo y la precisión &gt; original los redondeaba. Los datos crudos están en </w:t>
+      </w:r>
+      <w:r>
+        <w:rPr>
+          <w:rFonts w:ascii="Consolas" w:cs="Consolas" w:eastAsia="Consolas" w:hAnsi="Consolas"/>
+          <w:color w:val="A3104A"/>
+        </w:rPr>
+        <w:t xml:space="preserve">resultados/tamanio/</w:t>
+      </w:r>
+      <w:r>
+        <w:t xml:space="preserve">.</w:t>
       </w:r>
     </w:p>
     <w:p>
